--- a/docs/operations.docx
+++ b/docs/operations.docx
@@ -3384,6 +3384,57 @@
                 <w:rFonts w:ascii="Times New Roman" w:hAnsi="Times New Roman" w:eastAsia="Batang"/>
                 <w:sz w:val="22"/>
               </w:rPr>
+              <w:t xml:space="preserve"> saying a table does not exist or has no SELECT grant</w:t>
+            </w:r>
+          </w:p>
+        </w:tc>
+        <w:tc>
+          <w:tcPr>
+            <w:tcW w:type="dxa" w:w="3135"/>
+          </w:tcPr>
+          <w:p>
+            <w:r>
+              <w:rPr>
+                <w:rFonts w:ascii="Times New Roman" w:hAnsi="Times New Roman" w:eastAsia="Batang"/>
+                <w:sz w:val="22"/>
+              </w:rPr>
+              <w:t>The name is wrong, or the account lacks the grant</w:t>
+            </w:r>
+          </w:p>
+        </w:tc>
+        <w:tc>
+          <w:tcPr>
+            <w:tcW w:type="dxa" w:w="3135"/>
+          </w:tcPr>
+          <w:p>
+            <w:r>
+              <w:rPr>
+                <w:rFonts w:ascii="Times New Roman" w:hAnsi="Times New Roman" w:eastAsia="Batang"/>
+                <w:sz w:val="22"/>
+              </w:rPr>
+              <w:t>Check the name's spelling and part count, then the grant in Chapter III, Section 1</w:t>
+            </w:r>
+          </w:p>
+        </w:tc>
+      </w:tr>
+      <w:tr>
+        <w:tc>
+          <w:tcPr>
+            <w:tcW w:type="dxa" w:w="3135"/>
+          </w:tcPr>
+          <w:p>
+            <w:r>
+              <w:rPr>
+                <w:rFonts w:ascii="Consolas" w:hAnsi="Consolas" w:eastAsia="Consolas"/>
+                <w:sz w:val="18"/>
+              </w:rPr>
+              <w:t>ValueError</w:t>
+            </w:r>
+            <w:r>
+              <w:rPr>
+                <w:rFonts w:ascii="Times New Roman" w:hAnsi="Times New Roman" w:eastAsia="Batang"/>
+                <w:sz w:val="22"/>
+              </w:rPr>
               <w:t xml:space="preserve"> mentioning a value and a type</w:t>
             </w:r>
           </w:p>

--- a/docs/operations.docx
+++ b/docs/operations.docx
@@ -373,7 +373,7 @@
           <w:rFonts w:ascii="Times New Roman" w:hAnsi="Times New Roman" w:eastAsia="Batang"/>
           <w:sz w:val="22"/>
         </w:rPr>
-        <w:t>2. Memory</w:t>
+        <w:t>2. Measured throughput</w:t>
       </w:r>
     </w:p>
     <w:p>
@@ -386,7 +386,7 @@
           <w:rFonts w:ascii="Times New Roman" w:hAnsi="Times New Roman" w:eastAsia="Batang"/>
           <w:sz w:val="22"/>
         </w:rPr>
-        <w:t>3. The first run</w:t>
+        <w:t>3. Memory</w:t>
       </w:r>
     </w:p>
     <w:p>
@@ -399,7 +399,33 @@
           <w:rFonts w:ascii="Times New Roman" w:hAnsi="Times New Roman" w:eastAsia="Batang"/>
           <w:sz w:val="22"/>
         </w:rPr>
-        <w:t>4. Expected runtime</w:t>
+        <w:t>4. The first run</w:t>
+      </w:r>
+    </w:p>
+    <w:p>
+      <w:pPr>
+        <w:pStyle w:val="ListBullet"/>
+        <w:spacing w:line="384" w:lineRule="auto" w:after="120"/>
+      </w:pPr>
+      <w:r>
+        <w:rPr>
+          <w:rFonts w:ascii="Times New Roman" w:hAnsi="Times New Roman" w:eastAsia="Batang"/>
+          <w:sz w:val="22"/>
+        </w:rPr>
+        <w:t>5. Scaling out across workers</w:t>
+      </w:r>
+    </w:p>
+    <w:p>
+      <w:pPr>
+        <w:pStyle w:val="ListBullet"/>
+        <w:spacing w:line="384" w:lineRule="auto" w:after="120"/>
+      </w:pPr>
+      <w:r>
+        <w:rPr>
+          <w:rFonts w:ascii="Times New Roman" w:hAnsi="Times New Roman" w:eastAsia="Batang"/>
+          <w:sz w:val="22"/>
+        </w:rPr>
+        <w:t>6. Bulk backfill and handover</w:t>
       </w:r>
     </w:p>
     <w:p>
@@ -727,6 +753,26 @@
           <w:sz w:val="22"/>
         </w:rPr>
         <w:t xml:space="preserve"> What scales with what</w:t>
+      </w:r>
+    </w:p>
+    <w:p>
+      <w:pPr>
+        <w:pStyle w:val="ListBullet"/>
+        <w:spacing w:line="384" w:lineRule="auto" w:after="120"/>
+      </w:pPr>
+      <w:r>
+        <w:rPr>
+          <w:rFonts w:ascii="Consolas" w:hAnsi="Consolas" w:eastAsia="Consolas"/>
+          <w:sz w:val="18"/>
+        </w:rPr>
+        <w:t>&lt;Table 4-2&gt;</w:t>
+      </w:r>
+      <w:r>
+        <w:rPr>
+          <w:rFonts w:ascii="Times New Roman" w:hAnsi="Times New Roman" w:eastAsia="Batang"/>
+          <w:sz w:val="22"/>
+        </w:rPr>
+        <w:t xml:space="preserve"> Measured throughput</w:t>
       </w:r>
     </w:p>
     <w:p>
@@ -2712,20 +2758,225 @@
           <w:color w:val="000000"/>
           <w:sz w:val="24"/>
         </w:rPr>
-        <w:t>2. Memory</w:t>
+        <w:t>2. Measured throughput</w:t>
       </w:r>
     </w:p>
     <w:p>
       <w:pPr>
-        <w:spacing w:line="240" w:lineRule="auto" w:before="120" w:after="120"/>
-        <w:ind w:left="454"/>
+        <w:spacing w:line="384" w:lineRule="auto" w:after="120"/>
+        <w:jc w:val="both"/>
+      </w:pPr>
+      <w:r>
+        <w:rPr>
+          <w:rFonts w:ascii="Times New Roman" w:hAnsi="Times New Roman" w:eastAsia="Batang"/>
+          <w:sz w:val="22"/>
+        </w:rPr>
+        <w:t>Measured through the built wheel against SQL Server 2022, one million rows, on a local container with Delta written to local disk.</w:t>
+      </w:r>
+    </w:p>
+    <w:tbl>
+      <w:tblPr>
+        <w:tblStyle w:val="TableGrid"/>
+        <w:tblW w:type="auto" w:w="0"/>
+        <w:jc w:val="center"/>
+        <w:tblLook w:firstColumn="1" w:firstRow="1" w:lastColumn="0" w:lastRow="0" w:noHBand="0" w:noVBand="1" w:val="04A0"/>
+      </w:tblPr>
+      <w:tblGrid>
+        <w:gridCol w:w="4702"/>
+        <w:gridCol w:w="4702"/>
+      </w:tblGrid>
+      <w:tr>
+        <w:tc>
+          <w:tcPr>
+            <w:tcW w:type="dxa" w:w="4702"/>
+          </w:tcPr>
+          <w:p>
+            <w:pPr>
+              <w:jc w:val="center"/>
+            </w:pPr>
+            <w:r>
+              <w:rPr>
+                <w:rFonts w:ascii="Times New Roman" w:hAnsi="Times New Roman" w:eastAsia="Batang"/>
+                <w:b/>
+                <w:sz w:val="22"/>
+              </w:rPr>
+              <w:t>Case</w:t>
+            </w:r>
+          </w:p>
+        </w:tc>
+        <w:tc>
+          <w:tcPr>
+            <w:tcW w:type="dxa" w:w="4702"/>
+          </w:tcPr>
+          <w:p>
+            <w:pPr>
+              <w:jc w:val="center"/>
+            </w:pPr>
+            <w:r>
+              <w:rPr>
+                <w:rFonts w:ascii="Times New Roman" w:hAnsi="Times New Roman" w:eastAsia="Batang"/>
+                <w:b/>
+                <w:sz w:val="22"/>
+              </w:rPr>
+              <w:t>Result</w:t>
+            </w:r>
+          </w:p>
+        </w:tc>
+      </w:tr>
+      <w:tr>
+        <w:tc>
+          <w:tcPr>
+            <w:tcW w:type="dxa" w:w="4702"/>
+          </w:tcPr>
+          <w:p>
+            <w:r>
+              <w:rPr>
+                <w:rFonts w:ascii="Times New Roman" w:hAnsi="Times New Roman" w:eastAsia="Batang"/>
+                <w:sz w:val="22"/>
+              </w:rPr>
+              <w:t xml:space="preserve">Full load, </w:t>
+            </w:r>
+            <w:r>
+              <w:rPr>
+                <w:rFonts w:ascii="Consolas" w:hAnsi="Consolas" w:eastAsia="Consolas"/>
+                <w:sz w:val="18"/>
+              </w:rPr>
+              <w:t>fetch_batch_size=100_000</w:t>
+            </w:r>
+          </w:p>
+        </w:tc>
+        <w:tc>
+          <w:tcPr>
+            <w:tcW w:type="dxa" w:w="4702"/>
+          </w:tcPr>
+          <w:p>
+            <w:r>
+              <w:rPr>
+                <w:rFonts w:ascii="Times New Roman" w:hAnsi="Times New Roman" w:eastAsia="Batang"/>
+                <w:sz w:val="22"/>
+              </w:rPr>
+              <w:t>489,000 rows/s</w:t>
+            </w:r>
+          </w:p>
+        </w:tc>
+      </w:tr>
+      <w:tr>
+        <w:tc>
+          <w:tcPr>
+            <w:tcW w:type="dxa" w:w="4702"/>
+          </w:tcPr>
+          <w:p>
+            <w:r>
+              <w:rPr>
+                <w:rFonts w:ascii="Times New Roman" w:hAnsi="Times New Roman" w:eastAsia="Batang"/>
+                <w:sz w:val="22"/>
+              </w:rPr>
+              <w:t xml:space="preserve">Full load, </w:t>
+            </w:r>
+            <w:r>
+              <w:rPr>
+                <w:rFonts w:ascii="Consolas" w:hAnsi="Consolas" w:eastAsia="Consolas"/>
+                <w:sz w:val="18"/>
+              </w:rPr>
+              <w:t>fetch_batch_size=20_000</w:t>
+            </w:r>
+          </w:p>
+        </w:tc>
+        <w:tc>
+          <w:tcPr>
+            <w:tcW w:type="dxa" w:w="4702"/>
+          </w:tcPr>
+          <w:p>
+            <w:r>
+              <w:rPr>
+                <w:rFonts w:ascii="Times New Roman" w:hAnsi="Times New Roman" w:eastAsia="Batang"/>
+                <w:sz w:val="22"/>
+              </w:rPr>
+              <w:t>286,000 rows/s</w:t>
+            </w:r>
+          </w:p>
+        </w:tc>
+      </w:tr>
+      <w:tr>
+        <w:tc>
+          <w:tcPr>
+            <w:tcW w:type="dxa" w:w="4702"/>
+          </w:tcPr>
+          <w:p>
+            <w:r>
+              <w:rPr>
+                <w:rFonts w:ascii="Times New Roman" w:hAnsi="Times New Roman" w:eastAsia="Batang"/>
+                <w:sz w:val="22"/>
+              </w:rPr>
+              <w:t>Unchanged table, nothing to fetch</w:t>
+            </w:r>
+          </w:p>
+        </w:tc>
+        <w:tc>
+          <w:tcPr>
+            <w:tcW w:type="dxa" w:w="4702"/>
+          </w:tcPr>
+          <w:p>
+            <w:r>
+              <w:rPr>
+                <w:rFonts w:ascii="Times New Roman" w:hAnsi="Times New Roman" w:eastAsia="Batang"/>
+                <w:sz w:val="22"/>
+              </w:rPr>
+              <w:t>~26 ms</w:t>
+            </w:r>
+          </w:p>
+        </w:tc>
+      </w:tr>
+      <w:tr>
+        <w:tc>
+          <w:tcPr>
+            <w:tcW w:type="dxa" w:w="4702"/>
+          </w:tcPr>
+          <w:p>
+            <w:r>
+              <w:rPr>
+                <w:rFonts w:ascii="Times New Roman" w:hAnsi="Times New Roman" w:eastAsia="Batang"/>
+                <w:sz w:val="22"/>
+              </w:rPr>
+              <w:t>450 unchanged tables, one worker</w:t>
+            </w:r>
+          </w:p>
+        </w:tc>
+        <w:tc>
+          <w:tcPr>
+            <w:tcW w:type="dxa" w:w="4702"/>
+          </w:tcPr>
+          <w:p>
+            <w:r>
+              <w:rPr>
+                <w:rFonts w:ascii="Times New Roman" w:hAnsi="Times New Roman" w:eastAsia="Batang"/>
+                <w:sz w:val="22"/>
+              </w:rPr>
+              <w:t>~13 s</w:t>
+            </w:r>
+          </w:p>
+        </w:tc>
+      </w:tr>
+    </w:tbl>
+    <w:p/>
+    <w:p>
+      <w:pPr>
+        <w:spacing w:line="384" w:lineRule="auto" w:after="120"/>
+        <w:jc w:val="both"/>
       </w:pPr>
       <w:r>
         <w:rPr>
           <w:rFonts w:ascii="Consolas" w:hAnsi="Consolas" w:eastAsia="Consolas"/>
           <w:sz w:val="18"/>
         </w:rPr>
-        <w:t>peak memory ~ fetch_batch_size x row width + the Arrow batch + Parquet writer buffers</w:t>
+        <w:t>&lt;Table 4-2&gt;</w:t>
+      </w:r>
+      <w:r>
+        <w:rPr>
+          <w:rFonts w:ascii="Times New Roman" w:hAnsi="Times New Roman" w:eastAsia="Batang"/>
+          <w:sz w:val="22"/>
+        </w:rPr>
+        <w:t xml:space="preserve"> Measured throughput</w:t>
       </w:r>
     </w:p>
     <w:p>
@@ -2738,7 +2989,7 @@
           <w:rFonts w:ascii="Times New Roman" w:hAnsi="Times New Roman" w:eastAsia="Batang"/>
           <w:sz w:val="22"/>
         </w:rPr>
-        <w:t>[Figure 4-1] Peak memory</w:t>
+        <w:t>Two things about these numbers matter more than their size.</w:t>
       </w:r>
     </w:p>
     <w:p>
@@ -2749,9 +3000,53 @@
       <w:r>
         <w:rPr>
           <w:rFonts w:ascii="Times New Roman" w:hAnsi="Times New Roman" w:eastAsia="Batang"/>
+          <w:b/>
           <w:sz w:val="22"/>
         </w:rPr>
-        <w:t>At the default of ten thousand rows, a wide row of a few kilobytes is tens of megabytes. Lower it for very wide rows; raising it does not make the source faster and raises the footprint proportionally.</w:t>
+        <w:t>They are an upper bound.</w:t>
+      </w:r>
+      <w:r>
+        <w:rPr>
+          <w:rFonts w:ascii="Times New Roman" w:hAnsi="Times New Roman" w:eastAsia="Batang"/>
+          <w:sz w:val="22"/>
+        </w:rPr>
+        <w:t xml:space="preserve"> The container is local, so there is no network round trip to SQL Server, and Delta was written to local disk rather than object storage. In production the dominant per-table cost is the Delta commit, which on ADLS or S3 is several HTTPS round trips, so budget a few hundred milliseconds per </w:t>
+      </w:r>
+      <w:r>
+        <w:rPr>
+          <w:rFonts w:ascii="Times New Roman" w:hAnsi="Times New Roman" w:eastAsia="Batang"/>
+          <w:i/>
+          <w:sz w:val="22"/>
+        </w:rPr>
+        <w:t>changed</w:t>
+      </w:r>
+      <w:r>
+        <w:rPr>
+          <w:rFonts w:ascii="Times New Roman" w:hAnsi="Times New Roman" w:eastAsia="Batang"/>
+          <w:sz w:val="22"/>
+        </w:rPr>
+        <w:t xml:space="preserve"> table rather than 26 ms. Several hundred tables still lands in minutes.</w:t>
+      </w:r>
+    </w:p>
+    <w:p>
+      <w:pPr>
+        <w:spacing w:line="384" w:lineRule="auto" w:after="120"/>
+        <w:jc w:val="both"/>
+      </w:pPr>
+      <w:r>
+        <w:rPr>
+          <w:rFonts w:ascii="Times New Roman" w:hAnsi="Times New Roman" w:eastAsia="Batang"/>
+          <w:b/>
+          <w:sz w:val="22"/>
+        </w:rPr>
+        <w:t>Row throughput is rarely the constraint.</w:t>
+      </w:r>
+      <w:r>
+        <w:rPr>
+          <w:rFonts w:ascii="Times New Roman" w:hAnsi="Times New Roman" w:eastAsia="Batang"/>
+          <w:sz w:val="22"/>
+        </w:rPr>
+        <w:t xml:space="preserve"> An incremental run moves the change, not the table, so the fixed per-table cost dominates a steady-state run and the row rate barely matters. The row rate only matters for a first load or a backfill, which is what Section 6 is about.</w:t>
       </w:r>
     </w:p>
     <w:p>
@@ -2765,11 +3060,24 @@
           <w:color w:val="000000"/>
           <w:sz w:val="24"/>
         </w:rPr>
-        <w:t>3. The first run</w:t>
+        <w:t>3. Memory</w:t>
       </w:r>
     </w:p>
     <w:p>
       <w:pPr>
+        <w:spacing w:line="240" w:lineRule="auto" w:before="120" w:after="120"/>
+        <w:ind w:left="454"/>
+      </w:pPr>
+      <w:r>
+        <w:rPr>
+          <w:rFonts w:ascii="Consolas" w:hAnsi="Consolas" w:eastAsia="Consolas"/>
+          <w:sz w:val="18"/>
+        </w:rPr>
+        <w:t>peak memory ~ fetch_batch_size x row width + the Arrow batch + Parquet writer buffers</w:t>
+      </w:r>
+    </w:p>
+    <w:p>
+      <w:pPr>
         <w:spacing w:line="384" w:lineRule="auto" w:after="120"/>
         <w:jc w:val="both"/>
       </w:pPr>
@@ -2778,38 +3086,11 @@
           <w:rFonts w:ascii="Times New Roman" w:hAnsi="Times New Roman" w:eastAsia="Batang"/>
           <w:sz w:val="22"/>
         </w:rPr>
-        <w:t xml:space="preserve">A table with no checkpoint has no </w:t>
-      </w:r>
-      <w:r>
-        <w:rPr>
-          <w:rFonts w:ascii="Consolas" w:hAnsi="Consolas" w:eastAsia="Consolas"/>
-          <w:sz w:val="18"/>
-        </w:rPr>
-        <w:t>WHERE</w:t>
-      </w:r>
-      <w:r>
-        <w:rPr>
-          <w:rFonts w:ascii="Times New Roman" w:hAnsi="Times New Roman" w:eastAsia="Batang"/>
-          <w:sz w:val="22"/>
-        </w:rPr>
-        <w:t xml:space="preserve"> clause and fetches every row. Plan for it:</w:t>
+        <w:t>[Figure 4-1] Peak memory</w:t>
       </w:r>
     </w:p>
     <w:p>
       <w:pPr>
-        <w:pStyle w:val="ListBullet"/>
-        <w:spacing w:line="384" w:lineRule="auto" w:after="120"/>
-      </w:pPr>
-      <w:r>
-        <w:rPr>
-          <w:rFonts w:ascii="Times New Roman" w:hAnsi="Times New Roman" w:eastAsia="Batang"/>
-          <w:sz w:val="22"/>
-        </w:rPr>
-        <w:t>Onboard large tables one at a time rather than adding twenty to the configuration at</w:t>
-      </w:r>
-    </w:p>
-    <w:p>
-      <w:pPr>
         <w:spacing w:line="384" w:lineRule="auto" w:after="120"/>
         <w:jc w:val="both"/>
       </w:pPr>
@@ -2818,33 +3099,7 @@
           <w:rFonts w:ascii="Times New Roman" w:hAnsi="Times New Roman" w:eastAsia="Batang"/>
           <w:sz w:val="22"/>
         </w:rPr>
-        <w:t>once.</w:t>
-      </w:r>
-    </w:p>
-    <w:p>
-      <w:pPr>
-        <w:pStyle w:val="ListBullet"/>
-        <w:spacing w:line="384" w:lineRule="auto" w:after="120"/>
-      </w:pPr>
-      <w:r>
-        <w:rPr>
-          <w:rFonts w:ascii="Times New Roman" w:hAnsi="Times New Roman" w:eastAsia="Batang"/>
-          <w:sz w:val="22"/>
-        </w:rPr>
-        <w:t>Expect the first run's duration to resemble a full export of that table.</w:t>
-      </w:r>
-    </w:p>
-    <w:p>
-      <w:pPr>
-        <w:pStyle w:val="ListBullet"/>
-        <w:spacing w:line="384" w:lineRule="auto" w:after="120"/>
-      </w:pPr>
-      <w:r>
-        <w:rPr>
-          <w:rFonts w:ascii="Times New Roman" w:hAnsi="Times New Roman" w:eastAsia="Batang"/>
-          <w:sz w:val="22"/>
-        </w:rPr>
-        <w:t>Every run after it is proportional to change.</w:t>
+        <w:t>At the default of ten thousand rows, a wide row of a few kilobytes is tens of megabytes. Lower it for very wide rows; raising it does not make the source faster and raises the footprint proportionally.</w:t>
       </w:r>
     </w:p>
     <w:p>
@@ -2858,7 +3113,7 @@
           <w:color w:val="000000"/>
           <w:sz w:val="24"/>
         </w:rPr>
-        <w:t>4. Expected runtime</w:t>
+        <w:t>4. The first run</w:t>
       </w:r>
     </w:p>
     <w:p>
@@ -2871,11 +3126,38 @@
           <w:rFonts w:ascii="Times New Roman" w:hAnsi="Times New Roman" w:eastAsia="Batang"/>
           <w:sz w:val="22"/>
         </w:rPr>
-        <w:t>Dominated by whichever of these is largest: the source's scan, the network transfer, or the Delta merge. For a steady-state incremental run of a few thousand rows across a few dozen tables, the merges usually dominate, because each one is a Delta commit with its own object-store round trips regardless of how few rows it carries.</w:t>
+        <w:t xml:space="preserve">A table with no checkpoint has no </w:t>
+      </w:r>
+      <w:r>
+        <w:rPr>
+          <w:rFonts w:ascii="Consolas" w:hAnsi="Consolas" w:eastAsia="Consolas"/>
+          <w:sz w:val="18"/>
+        </w:rPr>
+        <w:t>WHERE</w:t>
+      </w:r>
+      <w:r>
+        <w:rPr>
+          <w:rFonts w:ascii="Times New Roman" w:hAnsi="Times New Roman" w:eastAsia="Batang"/>
+          <w:sz w:val="22"/>
+        </w:rPr>
+        <w:t xml:space="preserve"> clause and fetches every row. Plan for it:</w:t>
       </w:r>
     </w:p>
     <w:p>
       <w:pPr>
+        <w:pStyle w:val="ListBullet"/>
+        <w:spacing w:line="384" w:lineRule="auto" w:after="120"/>
+      </w:pPr>
+      <w:r>
+        <w:rPr>
+          <w:rFonts w:ascii="Times New Roman" w:hAnsi="Times New Roman" w:eastAsia="Batang"/>
+          <w:sz w:val="22"/>
+        </w:rPr>
+        <w:t>Onboard large tables one at a time rather than adding twenty to the configuration at</w:t>
+      </w:r>
+    </w:p>
+    <w:p>
+      <w:pPr>
         <w:spacing w:line="384" w:lineRule="auto" w:after="120"/>
         <w:jc w:val="both"/>
       </w:pPr>
@@ -2884,21 +3166,588 @@
           <w:rFonts w:ascii="Times New Roman" w:hAnsi="Times New Roman" w:eastAsia="Batang"/>
           <w:sz w:val="22"/>
         </w:rPr>
-        <w:t xml:space="preserve">A run covering many tables that change rarely therefore costs roughly a fixed amount per table. If that becomes the bottleneck, syncing tables concurrently is the available improvement and is not currently implemented; see </w:t>
-      </w:r>
+        <w:t>once.</w:t>
+      </w:r>
+    </w:p>
+    <w:p>
+      <w:pPr>
+        <w:pStyle w:val="ListBullet"/>
+        <w:spacing w:line="384" w:lineRule="auto" w:after="120"/>
+      </w:pPr>
+      <w:r>
+        <w:rPr>
+          <w:rFonts w:ascii="Times New Roman" w:hAnsi="Times New Roman" w:eastAsia="Batang"/>
+          <w:sz w:val="22"/>
+        </w:rPr>
+        <w:t>Expect the first run's duration to resemble a full export of that table.</w:t>
+      </w:r>
+    </w:p>
+    <w:p>
+      <w:pPr>
+        <w:pStyle w:val="ListBullet"/>
+        <w:spacing w:line="384" w:lineRule="auto" w:after="120"/>
+      </w:pPr>
+      <w:r>
+        <w:rPr>
+          <w:rFonts w:ascii="Times New Roman" w:hAnsi="Times New Roman" w:eastAsia="Batang"/>
+          <w:sz w:val="22"/>
+        </w:rPr>
+        <w:t>Every run after it is proportional to change.</w:t>
+      </w:r>
+    </w:p>
+    <w:p>
+      <w:pPr>
+        <w:pStyle w:val="Heading2"/>
+      </w:pPr>
+      <w:r>
+        <w:rPr>
+          <w:rFonts w:ascii="Times New Roman" w:hAnsi="Times New Roman" w:eastAsia="Batang"/>
+          <w:b/>
+          <w:color w:val="000000"/>
+          <w:sz w:val="24"/>
+        </w:rPr>
+        <w:t>5. Scaling out across workers</w:t>
+      </w:r>
+    </w:p>
+    <w:p>
+      <w:pPr>
+        <w:spacing w:line="384" w:lineRule="auto" w:after="120"/>
+        <w:jc w:val="both"/>
+      </w:pPr>
+      <w:r>
+        <w:rPr>
+          <w:rFonts w:ascii="Times New Roman" w:hAnsi="Times New Roman" w:eastAsia="Batang"/>
+          <w:sz w:val="22"/>
+        </w:rPr>
+        <w:t>A single worker is enough for most workloads; Section 2 is the evidence. When it is not, throughput scales with workers and needs no change to the sync:</w:t>
+      </w:r>
+    </w:p>
+    <w:p>
+      <w:pPr>
+        <w:spacing w:line="240" w:lineRule="auto" w:before="120" w:after="120"/>
+        <w:ind w:left="454"/>
+      </w:pPr>
       <w:r>
         <w:rPr>
           <w:rFonts w:ascii="Consolas" w:hAnsi="Consolas" w:eastAsia="Consolas"/>
           <w:sz w:val="18"/>
         </w:rPr>
-        <w:t>architecture.md</w:t>
-      </w:r>
+        <w:t>from tiberiusdelta.distributed import sync_tables_distributed</w:t>
+        <w:br/>
+        <w:br/>
+        <w:t>report = sync_tables_distributed(connection_string, OUTPUT, TABLES)</w:t>
+        <w:br/>
+        <w:t>print(report["total_rows_fetched"], "rows;", len(report["failures"]), "partitions failed")</w:t>
+      </w:r>
+    </w:p>
+    <w:p>
+      <w:pPr>
+        <w:spacing w:line="384" w:lineRule="auto" w:after="120"/>
+        <w:jc w:val="both"/>
+      </w:pPr>
       <w:r>
         <w:rPr>
           <w:rFonts w:ascii="Times New Roman" w:hAnsi="Times New Roman" w:eastAsia="Batang"/>
           <w:sz w:val="22"/>
         </w:rPr>
-        <w:t>, Chapter IV, Section 4.</w:t>
+        <w:t>This works because every table is independent all the way down: its own Delta table, its own checkpoint Delta table, no cross-table transaction, and no shared writer. Two workers therefore never write the same Delta table, so there is nothing to coordinate and no lock to take. Adding executors adds throughput.</w:t>
+      </w:r>
+    </w:p>
+    <w:p>
+      <w:pPr>
+        <w:spacing w:line="384" w:lineRule="auto" w:after="120"/>
+        <w:jc w:val="both"/>
+      </w:pPr>
+      <w:r>
+        <w:rPr>
+          <w:rFonts w:ascii="Times New Roman" w:hAnsi="Times New Roman" w:eastAsia="Batang"/>
+          <w:sz w:val="22"/>
+        </w:rPr>
+        <w:t>Practical notes:</w:t>
+      </w:r>
+    </w:p>
+    <w:p>
+      <w:pPr>
+        <w:pStyle w:val="ListBullet"/>
+        <w:spacing w:line="384" w:lineRule="auto" w:after="120"/>
+      </w:pPr>
+      <w:r>
+        <w:rPr>
+          <w:rFonts w:ascii="Times New Roman" w:hAnsi="Times New Roman" w:eastAsia="Batang"/>
+          <w:b/>
+          <w:sz w:val="22"/>
+        </w:rPr>
+        <w:t>Partitioning is automatic.</w:t>
+      </w:r>
+      <w:r>
+        <w:rPr>
+          <w:rFonts w:ascii="Times New Roman" w:hAnsi="Times New Roman" w:eastAsia="Batang"/>
+          <w:sz w:val="22"/>
+        </w:rPr>
+        <w:t xml:space="preserve"> More partitions than executor cores, so Spark can hand a</w:t>
+      </w:r>
+    </w:p>
+    <w:p>
+      <w:pPr>
+        <w:spacing w:line="384" w:lineRule="auto" w:after="120"/>
+        <w:jc w:val="both"/>
+      </w:pPr>
+      <w:r>
+        <w:rPr>
+          <w:rFonts w:ascii="Times New Roman" w:hAnsi="Times New Roman" w:eastAsia="Batang"/>
+          <w:sz w:val="22"/>
+        </w:rPr>
+        <w:t xml:space="preserve">free executor the next one rather than idling behind a slow partition, and fewer partitions than tables, so a partition's tables share one connection. Override with </w:t>
+      </w:r>
+      <w:r>
+        <w:rPr>
+          <w:rFonts w:ascii="Consolas" w:hAnsi="Consolas" w:eastAsia="Consolas"/>
+          <w:sz w:val="18"/>
+        </w:rPr>
+        <w:t>num_partitions</w:t>
+      </w:r>
+      <w:r>
+        <w:rPr>
+          <w:rFonts w:ascii="Times New Roman" w:hAnsi="Times New Roman" w:eastAsia="Batang"/>
+          <w:sz w:val="22"/>
+        </w:rPr>
+        <w:t xml:space="preserve"> if you have a reason.</w:t>
+      </w:r>
+    </w:p>
+    <w:p>
+      <w:pPr>
+        <w:pStyle w:val="ListBullet"/>
+        <w:spacing w:line="384" w:lineRule="auto" w:after="120"/>
+      </w:pPr>
+      <w:r>
+        <w:rPr>
+          <w:rFonts w:ascii="Times New Roman" w:hAnsi="Times New Roman" w:eastAsia="Batang"/>
+          <w:b/>
+          <w:sz w:val="22"/>
+        </w:rPr>
+        <w:t>Spark's task retries are safe.</w:t>
+      </w:r>
+      <w:r>
+        <w:rPr>
+          <w:rFonts w:ascii="Times New Roman" w:hAnsi="Times New Roman" w:eastAsia="Batang"/>
+          <w:sz w:val="22"/>
+        </w:rPr>
+        <w:t xml:space="preserve"> A sync is idempotent, so a retried table re-applies</w:t>
+      </w:r>
+    </w:p>
+    <w:p>
+      <w:pPr>
+        <w:spacing w:line="384" w:lineRule="auto" w:after="120"/>
+        <w:jc w:val="both"/>
+      </w:pPr>
+      <w:r>
+        <w:rPr>
+          <w:rFonts w:ascii="Times New Roman" w:hAnsi="Times New Roman" w:eastAsia="Batang"/>
+          <w:sz w:val="22"/>
+        </w:rPr>
+        <w:t>the same rows rather than duplicating them. Nothing special is needed to allow this.</w:t>
+      </w:r>
+    </w:p>
+    <w:p>
+      <w:pPr>
+        <w:pStyle w:val="ListBullet"/>
+        <w:spacing w:line="384" w:lineRule="auto" w:after="120"/>
+      </w:pPr>
+      <w:r>
+        <w:rPr>
+          <w:rFonts w:ascii="Times New Roman" w:hAnsi="Times New Roman" w:eastAsia="Batang"/>
+          <w:b/>
+          <w:sz w:val="22"/>
+        </w:rPr>
+        <w:t>A failed partition does not fail the job.</w:t>
+      </w:r>
+      <w:r>
+        <w:rPr>
+          <w:rFonts w:ascii="Times New Roman" w:hAnsi="Times New Roman" w:eastAsia="Batang"/>
+          <w:sz w:val="22"/>
+        </w:rPr>
+        <w:t xml:space="preserve"> Its tables are reported in </w:t>
+      </w:r>
+      <w:r>
+        <w:rPr>
+          <w:rFonts w:ascii="Consolas" w:hAnsi="Consolas" w:eastAsia="Consolas"/>
+          <w:sz w:val="18"/>
+        </w:rPr>
+        <w:t>failures</w:t>
+      </w:r>
+      <w:r>
+        <w:rPr>
+          <w:rFonts w:ascii="Times New Roman" w:hAnsi="Times New Roman" w:eastAsia="Batang"/>
+          <w:sz w:val="22"/>
+        </w:rPr>
+        <w:t xml:space="preserve"> and</w:t>
+      </w:r>
+    </w:p>
+    <w:p>
+      <w:pPr>
+        <w:spacing w:line="384" w:lineRule="auto" w:after="120"/>
+        <w:jc w:val="both"/>
+      </w:pPr>
+      <w:r>
+        <w:rPr>
+          <w:rFonts w:ascii="Times New Roman" w:hAnsi="Times New Roman" w:eastAsia="Batang"/>
+          <w:sz w:val="22"/>
+        </w:rPr>
+        <w:t xml:space="preserve">everything else keeps its progress; the failed tables are picked up by the next run, since their checkpoints never advanced. Pass </w:t>
+      </w:r>
+      <w:r>
+        <w:rPr>
+          <w:rFonts w:ascii="Consolas" w:hAnsi="Consolas" w:eastAsia="Consolas"/>
+          <w:sz w:val="18"/>
+        </w:rPr>
+        <w:t>raise_on_error=False</w:t>
+      </w:r>
+      <w:r>
+        <w:rPr>
+          <w:rFonts w:ascii="Times New Roman" w:hAnsi="Times New Roman" w:eastAsia="Batang"/>
+          <w:sz w:val="22"/>
+        </w:rPr>
+        <w:t xml:space="preserve"> to inspect rather than raise.</w:t>
+      </w:r>
+    </w:p>
+    <w:p>
+      <w:pPr>
+        <w:pStyle w:val="ListBullet"/>
+        <w:spacing w:line="384" w:lineRule="auto" w:after="120"/>
+      </w:pPr>
+      <w:r>
+        <w:rPr>
+          <w:rFonts w:ascii="Times New Roman" w:hAnsi="Times New Roman" w:eastAsia="Batang"/>
+          <w:b/>
+          <w:sz w:val="22"/>
+        </w:rPr>
+        <w:t>The connection string reaches every executor.</w:t>
+      </w:r>
+      <w:r>
+        <w:rPr>
+          <w:rFonts w:ascii="Times New Roman" w:hAnsi="Times New Roman" w:eastAsia="Batang"/>
+          <w:sz w:val="22"/>
+        </w:rPr>
+        <w:t xml:space="preserve"> Inherent to distributing the work, and</w:t>
+      </w:r>
+    </w:p>
+    <w:p>
+      <w:pPr>
+        <w:spacing w:line="384" w:lineRule="auto" w:after="120"/>
+        <w:jc w:val="both"/>
+      </w:pPr>
+      <w:r>
+        <w:rPr>
+          <w:rFonts w:ascii="Times New Roman" w:hAnsi="Times New Roman" w:eastAsia="Batang"/>
+          <w:sz w:val="22"/>
+        </w:rPr>
+        <w:t>a reason the cluster should be one you trust with the credential.</w:t>
+      </w:r>
+    </w:p>
+    <w:p>
+      <w:pPr>
+        <w:pStyle w:val="ListBullet"/>
+        <w:spacing w:line="384" w:lineRule="auto" w:after="120"/>
+      </w:pPr>
+      <w:r>
+        <w:rPr>
+          <w:rFonts w:ascii="Times New Roman" w:hAnsi="Times New Roman" w:eastAsia="Batang"/>
+          <w:b/>
+          <w:sz w:val="22"/>
+        </w:rPr>
+        <w:t>`progress` is not supported.</w:t>
+      </w:r>
+      <w:r>
+        <w:rPr>
+          <w:rFonts w:ascii="Times New Roman" w:hAnsi="Times New Roman" w:eastAsia="Batang"/>
+          <w:sz w:val="22"/>
+        </w:rPr>
+        <w:t xml:space="preserve"> A callback cannot run on the driver while the work runs</w:t>
+      </w:r>
+    </w:p>
+    <w:p>
+      <w:pPr>
+        <w:spacing w:line="384" w:lineRule="auto" w:after="120"/>
+        <w:jc w:val="both"/>
+      </w:pPr>
+      <w:r>
+        <w:rPr>
+          <w:rFonts w:ascii="Times New Roman" w:hAnsi="Times New Roman" w:eastAsia="Batang"/>
+          <w:sz w:val="22"/>
+        </w:rPr>
+        <w:t>on executors. Read the returned report instead.</w:t>
+      </w:r>
+    </w:p>
+    <w:p>
+      <w:pPr>
+        <w:pStyle w:val="Heading2"/>
+      </w:pPr>
+      <w:r>
+        <w:rPr>
+          <w:rFonts w:ascii="Times New Roman" w:hAnsi="Times New Roman" w:eastAsia="Batang"/>
+          <w:b/>
+          <w:color w:val="000000"/>
+          <w:sz w:val="24"/>
+        </w:rPr>
+        <w:t>6. Bulk backfill and handover</w:t>
+      </w:r>
+    </w:p>
+    <w:p>
+      <w:pPr>
+        <w:spacing w:line="384" w:lineRule="auto" w:after="120"/>
+        <w:jc w:val="both"/>
+      </w:pPr>
+      <w:r>
+        <w:rPr>
+          <w:rFonts w:ascii="Times New Roman" w:hAnsi="Times New Roman" w:eastAsia="Batang"/>
+          <w:sz w:val="22"/>
+        </w:rPr>
+        <w:t>The one case where row throughput genuinely constrains you is seeding a very large table for the first time. Do not reach for more workers here: reach for a bulk export.</w:t>
+      </w:r>
+    </w:p>
+    <w:p>
+      <w:pPr>
+        <w:spacing w:line="384" w:lineRule="auto" w:after="120"/>
+        <w:jc w:val="both"/>
+      </w:pPr>
+      <w:r>
+        <w:rPr>
+          <w:rFonts w:ascii="Times New Roman" w:hAnsi="Times New Roman" w:eastAsia="Batang"/>
+          <w:sz w:val="22"/>
+        </w:rPr>
+        <w:t xml:space="preserve">A file export read in bulk beats any live query, however parallel, because it stops paying per-row protocol costs entirely. For scale, the sibling project </w:t>
+      </w:r>
+      <w:r>
+        <w:rPr>
+          <w:rFonts w:ascii="Consolas" w:hAnsi="Consolas" w:eastAsia="Consolas"/>
+          <w:sz w:val="18"/>
+        </w:rPr>
+        <w:t>pgdelta</w:t>
+      </w:r>
+      <w:r>
+        <w:rPr>
+          <w:rFonts w:ascii="Times New Roman" w:hAnsi="Times New Roman" w:eastAsia="Batang"/>
+          <w:sz w:val="22"/>
+        </w:rPr>
+        <w:t xml:space="preserve"> moves 224 million rows from a PostgreSQL dump in about two minutes, roughly four times the rate measured in Section 2 for a live query, and it does that on one node.</w:t>
+      </w:r>
+    </w:p>
+    <w:p>
+      <w:pPr>
+        <w:spacing w:line="384" w:lineRule="auto" w:after="120"/>
+        <w:jc w:val="both"/>
+      </w:pPr>
+      <w:r>
+        <w:rPr>
+          <w:rFonts w:ascii="Times New Roman" w:hAnsi="Times New Roman" w:eastAsia="Batang"/>
+          <w:sz w:val="22"/>
+        </w:rPr>
+        <w:t>The procedure, and the order matters:</w:t>
+      </w:r>
+    </w:p>
+    <w:p>
+      <w:pPr>
+        <w:pStyle w:val="ListNumber"/>
+        <w:spacing w:line="384" w:lineRule="auto" w:after="120"/>
+      </w:pPr>
+      <w:r>
+        <w:rPr>
+          <w:rFonts w:ascii="Times New Roman" w:hAnsi="Times New Roman" w:eastAsia="Batang"/>
+          <w:b/>
+          <w:sz w:val="22"/>
+        </w:rPr>
+        <w:t>Capture the watermark first</w:t>
+      </w:r>
+      <w:r>
+        <w:rPr>
+          <w:rFonts w:ascii="Times New Roman" w:hAnsi="Times New Roman" w:eastAsia="Batang"/>
+          <w:sz w:val="22"/>
+        </w:rPr>
+        <w:t>, before exporting anything.</w:t>
+      </w:r>
+    </w:p>
+    <w:p>
+      <w:pPr>
+        <w:spacing w:line="240" w:lineRule="auto" w:before="120" w:after="120"/>
+        <w:ind w:left="454"/>
+      </w:pPr>
+      <w:r>
+        <w:rPr>
+          <w:rFonts w:ascii="Consolas" w:hAnsi="Consolas" w:eastAsia="Consolas"/>
+          <w:sz w:val="18"/>
+        </w:rPr>
+        <w:t xml:space="preserve">   watermark = tiberiusdelta.source_watermark(connection_string, TABLE)</w:t>
+      </w:r>
+    </w:p>
+    <w:p>
+      <w:pPr>
+        <w:pStyle w:val="ListNumber"/>
+        <w:spacing w:line="384" w:lineRule="auto" w:after="120"/>
+      </w:pPr>
+      <w:r>
+        <w:rPr>
+          <w:rFonts w:ascii="Times New Roman" w:hAnsi="Times New Roman" w:eastAsia="Batang"/>
+          <w:b/>
+          <w:sz w:val="22"/>
+        </w:rPr>
+        <w:t>Export and load the table by whatever bulk means is fastest</w:t>
+      </w:r>
+      <w:r>
+        <w:rPr>
+          <w:rFonts w:ascii="Times New Roman" w:hAnsi="Times New Roman" w:eastAsia="Batang"/>
+          <w:sz w:val="22"/>
+        </w:rPr>
+        <w:t xml:space="preserve">: </w:t>
+      </w:r>
+      <w:r>
+        <w:rPr>
+          <w:rFonts w:ascii="Consolas" w:hAnsi="Consolas" w:eastAsia="Consolas"/>
+          <w:sz w:val="18"/>
+        </w:rPr>
+        <w:t>bcp</w:t>
+      </w:r>
+      <w:r>
+        <w:rPr>
+          <w:rFonts w:ascii="Times New Roman" w:hAnsi="Times New Roman" w:eastAsia="Batang"/>
+          <w:sz w:val="22"/>
+        </w:rPr>
+        <w:t xml:space="preserve"> out of SQL</w:t>
+      </w:r>
+    </w:p>
+    <w:p>
+      <w:pPr>
+        <w:spacing w:line="384" w:lineRule="auto" w:after="120"/>
+        <w:jc w:val="both"/>
+      </w:pPr>
+      <w:r>
+        <w:rPr>
+          <w:rFonts w:ascii="Times New Roman" w:hAnsi="Times New Roman" w:eastAsia="Batang"/>
+          <w:sz w:val="22"/>
+        </w:rPr>
+        <w:t>Server, then read the files with Spark and write the Delta table directly. This library is not involved.</w:t>
+      </w:r>
+    </w:p>
+    <w:p>
+      <w:pPr>
+        <w:pStyle w:val="ListNumber"/>
+        <w:spacing w:line="384" w:lineRule="auto" w:after="120"/>
+      </w:pPr>
+      <w:r>
+        <w:rPr>
+          <w:rFonts w:ascii="Times New Roman" w:hAnsi="Times New Roman" w:eastAsia="Batang"/>
+          <w:b/>
+          <w:sz w:val="22"/>
+        </w:rPr>
+        <w:t>Record the checkpoint</w:t>
+      </w:r>
+      <w:r>
+        <w:rPr>
+          <w:rFonts w:ascii="Times New Roman" w:hAnsi="Times New Roman" w:eastAsia="Batang"/>
+          <w:sz w:val="22"/>
+        </w:rPr>
+        <w:t>, using the value captured in step 1.</w:t>
+      </w:r>
+    </w:p>
+    <w:p>
+      <w:pPr>
+        <w:spacing w:line="240" w:lineRule="auto" w:before="120" w:after="120"/>
+        <w:ind w:left="454"/>
+      </w:pPr>
+      <w:r>
+        <w:rPr>
+          <w:rFonts w:ascii="Consolas" w:hAnsi="Consolas" w:eastAsia="Consolas"/>
+          <w:sz w:val="18"/>
+        </w:rPr>
+        <w:t xml:space="preserve">   tiberiusdelta.set_checkpoint(OUTPUT, TABLE, watermark)</w:t>
+      </w:r>
+    </w:p>
+    <w:p>
+      <w:pPr>
+        <w:pStyle w:val="ListNumber"/>
+        <w:spacing w:line="384" w:lineRule="auto" w:after="120"/>
+      </w:pPr>
+      <w:r>
+        <w:rPr>
+          <w:rFonts w:ascii="Times New Roman" w:hAnsi="Times New Roman" w:eastAsia="Batang"/>
+          <w:b/>
+          <w:sz w:val="22"/>
+        </w:rPr>
+        <w:t>Run the incremental sync as usual.</w:t>
+      </w:r>
+      <w:r>
+        <w:rPr>
+          <w:rFonts w:ascii="Times New Roman" w:hAnsi="Times New Roman" w:eastAsia="Batang"/>
+          <w:sz w:val="22"/>
+        </w:rPr>
+        <w:t xml:space="preserve"> It fetches only what changed since, rather than</w:t>
+      </w:r>
+    </w:p>
+    <w:p>
+      <w:pPr>
+        <w:spacing w:line="384" w:lineRule="auto" w:after="120"/>
+        <w:jc w:val="both"/>
+      </w:pPr>
+      <w:r>
+        <w:rPr>
+          <w:rFonts w:ascii="Times New Roman" w:hAnsi="Times New Roman" w:eastAsia="Batang"/>
+          <w:sz w:val="22"/>
+        </w:rPr>
+        <w:t>re-pulling the whole table.</w:t>
+      </w:r>
+    </w:p>
+    <w:p>
+      <w:pPr>
+        <w:spacing w:line="384" w:lineRule="auto" w:after="120"/>
+        <w:jc w:val="both"/>
+      </w:pPr>
+      <w:r>
+        <w:rPr>
+          <w:rFonts w:ascii="Times New Roman" w:hAnsi="Times New Roman" w:eastAsia="Batang"/>
+          <w:sz w:val="22"/>
+        </w:rPr>
+        <w:t xml:space="preserve">Capturing the watermark </w:t>
+      </w:r>
+      <w:r>
+        <w:rPr>
+          <w:rFonts w:ascii="Times New Roman" w:hAnsi="Times New Roman" w:eastAsia="Batang"/>
+          <w:i/>
+          <w:sz w:val="22"/>
+        </w:rPr>
+        <w:t>before</w:t>
+      </w:r>
+      <w:r>
+        <w:rPr>
+          <w:rFonts w:ascii="Times New Roman" w:hAnsi="Times New Roman" w:eastAsia="Batang"/>
+          <w:sz w:val="22"/>
+        </w:rPr>
+        <w:t xml:space="preserve"> the export is what makes this correct. A watermark read afterwards sits ahead of rows written while the export was running, and the strictly-greater-than filter would then skip those rows permanently. Captured first, such rows are merely re-fetched by the first incremental run, which is harmless because the merge is idempotent. The error is safe in one direction only, so when unsure choose the earlier value.</w:t>
+      </w:r>
+    </w:p>
+    <w:p>
+      <w:pPr>
+        <w:spacing w:line="384" w:lineRule="auto" w:after="120"/>
+        <w:jc w:val="both"/>
+      </w:pPr>
+      <w:r>
+        <w:rPr>
+          <w:rFonts w:ascii="Times New Roman" w:hAnsi="Times New Roman" w:eastAsia="Batang"/>
+          <w:sz w:val="22"/>
+        </w:rPr>
+        <w:t xml:space="preserve">The risk to respect: </w:t>
+      </w:r>
+      <w:r>
+        <w:rPr>
+          <w:rFonts w:ascii="Consolas" w:hAnsi="Consolas" w:eastAsia="Consolas"/>
+          <w:sz w:val="18"/>
+        </w:rPr>
+        <w:t>set_checkpoint</w:t>
+      </w:r>
+      <w:r>
+        <w:rPr>
+          <w:rFonts w:ascii="Times New Roman" w:hAnsi="Times New Roman" w:eastAsia="Batang"/>
+          <w:sz w:val="22"/>
+        </w:rPr>
+        <w:t xml:space="preserve"> records progress for data it has not verified. A value ahead of what was actually loaded silently skips the rows in between, and nothing reports it. Verify the row count against the source before relying on the table.</w:t>
       </w:r>
     </w:p>
     <w:p>
